--- a/zht/docx/21.content.docx
+++ b/zht/docx/21.content.docx
@@ -10203,19 +10203,7 @@
         <w:rPr>
           <w:lang w:val="zh_TW" w:bidi="zh_TW"/>
         </w:rPr>
-        <w:t>這段由編者撰寫的結語（見</w:t>
-      </w:r>
-      <w:r>
-        <w:rPr>
-          <w:lang w:val="zh_TW" w:bidi="zh_TW"/>
-        </w:rPr>
-        <w:t>書籍簡介</w:t>
-      </w:r>
-      <w:r>
-        <w:rPr>
-          <w:lang w:val="zh_TW" w:bidi="zh_TW"/>
-        </w:rPr>
-        <w:t>中的「作者和讀者」）表達了編者對傳道者的尊敬，勸勉讀者應用他的教導，並提供了編者從對傳道者的研究中所得到的結論（</w:t>
+        <w:t>這段由編者撰寫的結語（見書籍簡介中的「作者和讀者」）表達了編者對傳道者的尊敬，勸勉讀者應用他的教導，並提供了編者從對傳道者的研究中所得到的結論（</w:t>
       </w:r>
       <w:r>
         <w:rPr>
